--- a/phishguard/training/reports/PhishGuard_Final_Report.docx
+++ b/phishguard/training/reports/PhishGuard_Final_Report.docx
@@ -4,6 +4,49 @@
   <w:body>
     <w:p>
       <w:pPr>
+        <w:jc w:val="center"/>
+        <w:spacing w:after="200"/>
+      </w:pPr>
+      <w:r>
+        <w:drawing>
+          <wp:inline distT="0" distB="0" distL="0" distR="0">
+            <wp:extent cx="1980000" cy="1953703"/>
+            <wp:effectExtent l="0" t="0" r="0" b="0"/>
+            <wp:docPr id="901" name="USTM Logo"/>
+            <wp:cNvGraphicFramePr>
+              <a:graphicFrameLocks xmlns:a="http://schemas.openxmlformats.org/drawingml/2006/main" noChangeAspect="1"/>
+            </wp:cNvGraphicFramePr>
+            <a:graphic xmlns:a="http://schemas.openxmlformats.org/drawingml/2006/main">
+              <a:graphicData uri="http://schemas.openxmlformats.org/drawingml/2006/picture">
+                <pic:pic xmlns:pic="http://schemas.openxmlformats.org/drawingml/2006/picture">
+                  <pic:nvPicPr>
+                    <pic:cNvPr id="901" name="USTM Logo"/>
+                    <pic:cNvPicPr/>
+                  </pic:nvPicPr>
+                  <pic:blipFill>
+                    <a:blip r:embed="rId13"/>
+                    <a:stretch>
+                      <a:fillRect/>
+                    </a:stretch>
+                  </pic:blipFill>
+                  <pic:spPr>
+                    <a:xfrm>
+                      <a:off x="0" y="0"/>
+                      <a:ext cx="1980000" cy="1953656"/>
+                    </a:xfrm>
+                    <a:prstGeom prst="rect">
+                      <a:avLst/>
+                    </a:prstGeom>
+                  </pic:spPr>
+                </pic:pic>
+              </a:graphicData>
+            </a:graphic>
+          </wp:inline>
+        </w:drawing>
+      </w:r>
+    </w:p>
+    <w:p>
+      <w:pPr>
         <w:spacing w:after="200"/>
       </w:pPr>
       <w:r>
@@ -37,7 +80,7 @@
           <w:sz w:val="26"/>
           <w:szCs w:val="26"/>
         </w:rPr>
-        <w:t xml:space="preserve">Universidade de Sao Tomas de Mocambique (USTM)</w:t>
+        <w:t xml:space="preserve">Universidade São Tomás de Moçambique (USTM)</w:t>
       </w:r>
     </w:p>
     <w:p>
